--- a/report.docx
+++ b/report.docx
@@ -43,55 +43,7 @@
           <w:sz w:val="22"/>
           <w:szCs w:val="22"/>
         </w:rPr>
-        <w:t>Ashwin Ganesa</w:t>
-      </w:r>
-      <w:r>
-        <w:rPr>
-          <w:color w:val="444444"/>
-          <w:sz w:val="22"/>
-          <w:szCs w:val="22"/>
-        </w:rPr>
-        <w:t>n</w:t>
-      </w:r>
-      <w:r>
-        <w:rPr>
-          <w:color w:val="444444"/>
-          <w:sz w:val="22"/>
-          <w:szCs w:val="22"/>
-        </w:rPr>
-        <w:t xml:space="preserve"> |</w:t>
-      </w:r>
-      <w:r>
-        <w:rPr>
-          <w:color w:val="444444"/>
-          <w:sz w:val="22"/>
-          <w:szCs w:val="22"/>
-        </w:rPr>
-        <w:t xml:space="preserve"> </w:t>
-      </w:r>
-      <w:r>
-        <w:rPr>
-          <w:color w:val="444444"/>
-          <w:sz w:val="22"/>
-          <w:szCs w:val="22"/>
-        </w:rPr>
-        <w:t>Bineet Singh Cha</w:t>
-      </w:r>
-      <w:r>
-        <w:rPr>
-          <w:color w:val="444444"/>
-          <w:sz w:val="22"/>
-          <w:szCs w:val="22"/>
-        </w:rPr>
-        <w:t>dh</w:t>
-      </w:r>
-      <w:r>
-        <w:rPr>
-          <w:color w:val="444444"/>
-          <w:sz w:val="22"/>
-          <w:szCs w:val="22"/>
-        </w:rPr>
-        <w:t>a | NYU, Spring 2026</w:t>
+        <w:t>Ashwin Ganesan | Bineet Singh Chadha | NYU, Spring 2026</w:t>
       </w:r>
     </w:p>
     <w:p>
@@ -119,29 +71,21 @@
         <w:t xml:space="preserve">Abstract. </w:t>
       </w:r>
       <w:r>
-        <w:t xml:space="preserve">As multi-agent AI systems grow in capability and autonomy, questions of accountability become critical: which agent acted, under whose authority, and with what permissions? This paper presents a practical implementation of Delegation Capability Tokens (DCTs) on the Ethereum blockchain, grounded in the theoretical framework proposed by Tomasev et al. (2026). We deploy a Solidity smart contract that records every delegation event and agent action as an immutable on-chain audit </w:t>
+        <w:t xml:space="preserve">As multi-agent AI systems grow in capability and autonomy, questions of accountability become critical: which agent acted, under whose authority, and with what permissions? This paper presents a practical implementation of Delegation Capability Tokens (DCTs) on the Ethereum blockchain, grounded in the theoretical framework proposed by </w:t>
+      </w:r>
+      <w:proofErr w:type="spellStart"/>
+      <w:r>
+        <w:t>Tomasev</w:t>
+      </w:r>
+      <w:proofErr w:type="spellEnd"/>
+      <w:r>
+        <w:t xml:space="preserve"> et al. (2026). We deploy a Solidity smart contract that records every delegation event and agent action as an immutable on-chain audit </w:t>
       </w:r>
       <w:r>
         <w:t>trail and</w:t>
       </w:r>
       <w:r>
-        <w:t xml:space="preserve"> connect it to a multi-agent Python pipeline where a </w:t>
-      </w:r>
-      <w:proofErr w:type="gramStart"/>
-      <w:r>
-        <w:t>Manager</w:t>
-      </w:r>
-      <w:proofErr w:type="gramEnd"/>
-      <w:r>
-        <w:t xml:space="preserve"> agent splits a software task between two parallel Coder agents and a Tester agent, each holding </w:t>
-      </w:r>
-      <w:proofErr w:type="gramStart"/>
-      <w:r>
-        <w:t>cryptographically-signed</w:t>
-      </w:r>
-      <w:proofErr w:type="gramEnd"/>
-      <w:r>
-        <w:t xml:space="preserve"> authority tokens. The result is a transparent, tamper-proof ledger of AI decision-making that any party can inspect — directly addressing the accountability gap in current agentic deployments.</w:t>
+        <w:t xml:space="preserve"> connect it to a multi-agent Python pipeline where a Manager agent splits a software task between two parallel Coder agents and a Tester agent, each holding cryptographically-signed authority tokens. The result is a transparent, tamper-proof ledger of AI decision-making that any party can inspect — directly addressing the accountability gap in current agentic deployments.</w:t>
       </w:r>
     </w:p>
     <w:p>
@@ -176,7 +120,15 @@
         <w:jc w:val="both"/>
       </w:pPr>
       <w:r>
-        <w:t>Blockchain offers a structural solution: a permissionless, append-only ledger where every write is signed by a private key, every record is immutable, and every state transition is publicly verifiable. This project implements that solution concretely by encoding agent delegation as on-chain tokens and recording every agent action as an on-chain event, drawing directly on the theoretical foundation laid by Tomasev et al. [1] in their framework for intelligent AI delegation.</w:t>
+        <w:t xml:space="preserve">Blockchain offers a structural solution: a permissionless, append-only ledger where every write is signed by a private key, every record is immutable, and every state transition is publicly verifiable. This project implements that solution concretely by encoding agent delegation as on-chain tokens and recording every agent action as an on-chain event, drawing directly on the theoretical foundation laid by </w:t>
+      </w:r>
+      <w:proofErr w:type="spellStart"/>
+      <w:r>
+        <w:t>Tomasev</w:t>
+      </w:r>
+      <w:proofErr w:type="spellEnd"/>
+      <w:r>
+        <w:t xml:space="preserve"> et al. [1] in their framework for intelligent AI delegation.</w:t>
       </w:r>
     </w:p>
     <w:p>
@@ -209,14 +161,27 @@
         <w:spacing w:after="160"/>
         <w:jc w:val="both"/>
       </w:pPr>
-      <w:r>
-        <w:t xml:space="preserve">Tomasev et al. [1] introduce Delegation Capability Tokens as a mechanism for operationalizing the principle of least privilege in multi-agent AI systems. A DCT encodes: the delegating principal, the </w:t>
+      <w:proofErr w:type="spellStart"/>
+      <w:r>
+        <w:t>Tomasev</w:t>
+      </w:r>
+      <w:proofErr w:type="spellEnd"/>
+      <w:r>
+        <w:t xml:space="preserve"> et al. [1] introduce Delegation Capability Tokens as a mechanism for operationalizing the principle of least privilege in multi-agent AI systems. A DCT encodes: the delegating principal, the </w:t>
       </w:r>
       <w:r>
         <w:t>delegate</w:t>
       </w:r>
       <w:r>
-        <w:t xml:space="preserve"> agent, a scope of authority (e.g., MANAGE, CODE, TEST), a task description, validity bounds, and a parent token reference. Two invariants are enforced: (i) a </w:t>
+        <w:t xml:space="preserve"> agent, a scope of authority (e.g., MANAGE, CODE, TEST), a task description, validity bounds, and a parent token reference. Two invariants are enforced: (</w:t>
+      </w:r>
+      <w:proofErr w:type="spellStart"/>
+      <w:r>
+        <w:t>i</w:t>
+      </w:r>
+      <w:proofErr w:type="spellEnd"/>
+      <w:r>
+        <w:t xml:space="preserve">) a </w:t>
       </w:r>
       <w:r>
         <w:t>delegate</w:t>
@@ -327,7 +292,15 @@
       </w:r>
       <w:proofErr w:type="spellEnd"/>
       <w:r>
-        <w:t xml:space="preserve">. Each DCT is stored as a struct containing the fields described by Tomasev et al., with two additions motivated by practical auditing needs: an expiration timestamp and a completion flag. The scope hierarchy — MANAGE (0), CODE (1), TEST (2) — is encoded as an </w:t>
+        <w:t xml:space="preserve">. Each DCT is stored as a struct containing the fields described by </w:t>
+      </w:r>
+      <w:proofErr w:type="spellStart"/>
+      <w:r>
+        <w:t>Tomasev</w:t>
+      </w:r>
+      <w:proofErr w:type="spellEnd"/>
+      <w:r>
+        <w:t xml:space="preserve"> et al., with two additions motivated by practical auditing needs: an expiration timestamp and a completion flag. The scope hierarchy — MANAGE (0), CODE (1), TEST (2) — is encoded as an </w:t>
       </w:r>
       <w:proofErr w:type="spellStart"/>
       <w:r>
@@ -353,7 +326,6 @@
         <w:t>require(uint8(scope) &gt; uint8(</w:t>
       </w:r>
       <w:proofErr w:type="spellStart"/>
-      <w:proofErr w:type="gramStart"/>
       <w:r>
         <w:rPr>
           <w:rFonts w:ascii="Courier New" w:eastAsia="Courier New" w:hAnsi="Courier New" w:cs="Courier New"/>
@@ -364,7 +336,6 @@
         <w:t>parent.scope</w:t>
       </w:r>
       <w:proofErr w:type="spellEnd"/>
-      <w:proofErr w:type="gramEnd"/>
       <w:r>
         <w:rPr>
           <w:rFonts w:ascii="Courier New" w:eastAsia="Courier New" w:hAnsi="Courier New" w:cs="Courier New"/>
@@ -455,6 +426,95 @@
       <w:proofErr w:type="spellEnd"/>
       <w:r>
         <w:t>). This separation cleanly distinguishes the write API used by agents from the read API used by auditors and dashboards.</w:t>
+      </w:r>
+    </w:p>
+    <w:p>
+      <w:pPr>
+        <w:spacing w:before="40" w:after="160"/>
+        <w:jc w:val="center"/>
+        <w:rPr>
+          <w:i/>
+          <w:iCs/>
+          <w:color w:val="555555"/>
+          <w:sz w:val="20"/>
+          <w:szCs w:val="20"/>
+        </w:rPr>
+      </w:pPr>
+    </w:p>
+    <w:p>
+      <w:pPr>
+        <w:spacing w:before="40" w:after="160"/>
+        <w:jc w:val="center"/>
+        <w:rPr>
+          <w:i/>
+          <w:iCs/>
+          <w:color w:val="555555"/>
+          <w:sz w:val="20"/>
+          <w:szCs w:val="20"/>
+        </w:rPr>
+      </w:pPr>
+    </w:p>
+    <w:p>
+      <w:pPr>
+        <w:spacing w:before="40" w:after="160"/>
+        <w:jc w:val="center"/>
+        <w:rPr>
+          <w:i/>
+          <w:iCs/>
+          <w:color w:val="555555"/>
+          <w:sz w:val="20"/>
+          <w:szCs w:val="20"/>
+        </w:rPr>
+      </w:pPr>
+    </w:p>
+    <w:p>
+      <w:pPr>
+        <w:spacing w:before="40" w:after="160"/>
+        <w:jc w:val="center"/>
+        <w:rPr>
+          <w:i/>
+          <w:iCs/>
+          <w:color w:val="555555"/>
+          <w:sz w:val="20"/>
+          <w:szCs w:val="20"/>
+        </w:rPr>
+      </w:pPr>
+    </w:p>
+    <w:p>
+      <w:pPr>
+        <w:spacing w:before="40" w:after="160"/>
+        <w:jc w:val="center"/>
+        <w:rPr>
+          <w:i/>
+          <w:iCs/>
+          <w:color w:val="555555"/>
+          <w:sz w:val="20"/>
+          <w:szCs w:val="20"/>
+        </w:rPr>
+      </w:pPr>
+    </w:p>
+    <w:p>
+      <w:pPr>
+        <w:spacing w:before="40" w:after="160"/>
+        <w:jc w:val="center"/>
+        <w:rPr>
+          <w:i/>
+          <w:iCs/>
+          <w:color w:val="555555"/>
+          <w:sz w:val="20"/>
+          <w:szCs w:val="20"/>
+        </w:rPr>
+      </w:pPr>
+      <w:r>
+        <w:rPr>
+          <w:i/>
+          <w:iCs/>
+          <w:color w:val="555555"/>
+          <w:sz w:val="20"/>
+          <w:szCs w:val="20"/>
+        </w:rPr>
+        <w:lastRenderedPageBreak/>
+        <w:t>Table 1. Token hierarchy for the four-agent pipeline.</w:t>
       </w:r>
     </w:p>
     <w:tbl>
@@ -472,26 +532,21 @@
           <w:left w:w="10" w:type="dxa"/>
           <w:right w:w="10" w:type="dxa"/>
         </w:tblCellMar>
-        <w:tblLook w:val="0000" w:firstRow="0" w:lastRow="0" w:firstColumn="0" w:lastColumn="0" w:noHBand="0" w:noVBand="0"/>
+        <w:tblLook w:val="04A0" w:firstRow="1" w:lastRow="0" w:firstColumn="1" w:lastColumn="0" w:noHBand="0" w:noVBand="1"/>
       </w:tblPr>
       <w:tblGrid>
-        <w:gridCol w:w="2200"/>
-        <w:gridCol w:w="3580"/>
-        <w:gridCol w:w="3580"/>
+        <w:gridCol w:w="1400"/>
+        <w:gridCol w:w="2480"/>
+        <w:gridCol w:w="2480"/>
+        <w:gridCol w:w="3000"/>
       </w:tblGrid>
       <w:tr>
-        <w:tblPrEx>
-          <w:tblCellMar>
-            <w:top w:w="0" w:type="dxa"/>
-            <w:bottom w:w="0" w:type="dxa"/>
-          </w:tblCellMar>
-        </w:tblPrEx>
         <w:trPr>
           <w:tblHeader/>
         </w:trPr>
         <w:tc>
           <w:tcPr>
-            <w:tcW w:w="2200" w:type="dxa"/>
+            <w:tcW w:w="1400" w:type="dxa"/>
             <w:tcBorders>
               <w:top w:val="single" w:sz="4" w:space="0" w:color="AAAAAA"/>
               <w:left w:val="single" w:sz="4" w:space="0" w:color="AAAAAA"/>
@@ -520,7 +575,7 @@
         </w:tc>
         <w:tc>
           <w:tcPr>
-            <w:tcW w:w="3580" w:type="dxa"/>
+            <w:tcW w:w="2480" w:type="dxa"/>
             <w:tcBorders>
               <w:top w:val="single" w:sz="4" w:space="0" w:color="AAAAAA"/>
               <w:left w:val="single" w:sz="4" w:space="0" w:color="AAAAAA"/>
@@ -543,13 +598,42 @@
                 <w:sz w:val="22"/>
                 <w:szCs w:val="22"/>
               </w:rPr>
-              <w:t>Holder</w:t>
+              <w:t>Issued By</w:t>
             </w:r>
           </w:p>
         </w:tc>
         <w:tc>
           <w:tcPr>
-            <w:tcW w:w="3580" w:type="dxa"/>
+            <w:tcW w:w="2480" w:type="dxa"/>
+            <w:tcBorders>
+              <w:top w:val="single" w:sz="4" w:space="0" w:color="AAAAAA"/>
+              <w:left w:val="single" w:sz="4" w:space="0" w:color="AAAAAA"/>
+              <w:bottom w:val="single" w:sz="4" w:space="0" w:color="AAAAAA"/>
+              <w:right w:val="single" w:sz="4" w:space="0" w:color="AAAAAA"/>
+            </w:tcBorders>
+            <w:shd w:val="clear" w:color="auto" w:fill="EEEEEE"/>
+            <w:tcMar>
+              <w:top w:w="80" w:type="dxa"/>
+              <w:left w:w="120" w:type="dxa"/>
+              <w:bottom w:w="80" w:type="dxa"/>
+              <w:right w:w="120" w:type="dxa"/>
+            </w:tcMar>
+          </w:tcPr>
+          <w:p>
+            <w:r>
+              <w:rPr>
+                <w:b/>
+                <w:bCs/>
+                <w:sz w:val="22"/>
+                <w:szCs w:val="22"/>
+              </w:rPr>
+              <w:t>Issued To</w:t>
+            </w:r>
+          </w:p>
+        </w:tc>
+        <w:tc>
+          <w:tcPr>
+            <w:tcW w:w="3000" w:type="dxa"/>
             <w:tcBorders>
               <w:top w:val="single" w:sz="4" w:space="0" w:color="AAAAAA"/>
               <w:left w:val="single" w:sz="4" w:space="0" w:color="AAAAAA"/>
@@ -578,15 +662,9 @@
         </w:tc>
       </w:tr>
       <w:tr>
-        <w:tblPrEx>
-          <w:tblCellMar>
-            <w:top w:w="0" w:type="dxa"/>
-            <w:bottom w:w="0" w:type="dxa"/>
-          </w:tblCellMar>
-        </w:tblPrEx>
         <w:tc>
           <w:tcPr>
-            <w:tcW w:w="2200" w:type="dxa"/>
+            <w:tcW w:w="1400" w:type="dxa"/>
             <w:tcBorders>
               <w:top w:val="single" w:sz="4" w:space="0" w:color="AAAAAA"/>
               <w:left w:val="single" w:sz="4" w:space="0" w:color="AAAAAA"/>
@@ -613,7 +691,34 @@
         </w:tc>
         <w:tc>
           <w:tcPr>
-            <w:tcW w:w="3580" w:type="dxa"/>
+            <w:tcW w:w="2480" w:type="dxa"/>
+            <w:tcBorders>
+              <w:top w:val="single" w:sz="4" w:space="0" w:color="AAAAAA"/>
+              <w:left w:val="single" w:sz="4" w:space="0" w:color="AAAAAA"/>
+              <w:bottom w:val="single" w:sz="4" w:space="0" w:color="AAAAAA"/>
+              <w:right w:val="single" w:sz="4" w:space="0" w:color="AAAAAA"/>
+            </w:tcBorders>
+            <w:shd w:val="clear" w:color="auto" w:fill="FFFFFF"/>
+            <w:tcMar>
+              <w:top w:w="80" w:type="dxa"/>
+              <w:left w:w="120" w:type="dxa"/>
+              <w:bottom w:w="80" w:type="dxa"/>
+              <w:right w:w="120" w:type="dxa"/>
+            </w:tcMar>
+          </w:tcPr>
+          <w:p>
+            <w:r>
+              <w:rPr>
+                <w:sz w:val="22"/>
+                <w:szCs w:val="22"/>
+              </w:rPr>
+              <w:t>Human Principal</w:t>
+            </w:r>
+          </w:p>
+        </w:tc>
+        <w:tc>
+          <w:tcPr>
+            <w:tcW w:w="2480" w:type="dxa"/>
             <w:tcBorders>
               <w:top w:val="single" w:sz="4" w:space="0" w:color="AAAAAA"/>
               <w:left w:val="single" w:sz="4" w:space="0" w:color="AAAAAA"/>
@@ -640,7 +745,7 @@
         </w:tc>
         <w:tc>
           <w:tcPr>
-            <w:tcW w:w="3580" w:type="dxa"/>
+            <w:tcW w:w="3000" w:type="dxa"/>
             <w:tcBorders>
               <w:top w:val="single" w:sz="4" w:space="0" w:color="AAAAAA"/>
               <w:left w:val="single" w:sz="4" w:space="0" w:color="AAAAAA"/>
@@ -661,21 +766,15 @@
                 <w:sz w:val="22"/>
                 <w:szCs w:val="22"/>
               </w:rPr>
-              <w:t>MANAGE — can delegate CODE or TEST</w:t>
+              <w:t>Root principal — full authority, no token required</w:t>
             </w:r>
           </w:p>
         </w:tc>
       </w:tr>
       <w:tr>
-        <w:tblPrEx>
-          <w:tblCellMar>
-            <w:top w:w="0" w:type="dxa"/>
-            <w:bottom w:w="0" w:type="dxa"/>
-          </w:tblCellMar>
-        </w:tblPrEx>
         <w:tc>
           <w:tcPr>
-            <w:tcW w:w="2200" w:type="dxa"/>
+            <w:tcW w:w="1400" w:type="dxa"/>
             <w:tcBorders>
               <w:top w:val="single" w:sz="4" w:space="0" w:color="AAAAAA"/>
               <w:left w:val="single" w:sz="4" w:space="0" w:color="AAAAAA"/>
@@ -702,7 +801,34 @@
         </w:tc>
         <w:tc>
           <w:tcPr>
-            <w:tcW w:w="3580" w:type="dxa"/>
+            <w:tcW w:w="2480" w:type="dxa"/>
+            <w:tcBorders>
+              <w:top w:val="single" w:sz="4" w:space="0" w:color="AAAAAA"/>
+              <w:left w:val="single" w:sz="4" w:space="0" w:color="AAAAAA"/>
+              <w:bottom w:val="single" w:sz="4" w:space="0" w:color="AAAAAA"/>
+              <w:right w:val="single" w:sz="4" w:space="0" w:color="AAAAAA"/>
+            </w:tcBorders>
+            <w:shd w:val="clear" w:color="auto" w:fill="FFFFFF"/>
+            <w:tcMar>
+              <w:top w:w="80" w:type="dxa"/>
+              <w:left w:w="120" w:type="dxa"/>
+              <w:bottom w:w="80" w:type="dxa"/>
+              <w:right w:w="120" w:type="dxa"/>
+            </w:tcMar>
+          </w:tcPr>
+          <w:p>
+            <w:r>
+              <w:rPr>
+                <w:sz w:val="22"/>
+                <w:szCs w:val="22"/>
+              </w:rPr>
+              <w:t>Manager Agent</w:t>
+            </w:r>
+          </w:p>
+        </w:tc>
+        <w:tc>
+          <w:tcPr>
+            <w:tcW w:w="2480" w:type="dxa"/>
             <w:tcBorders>
               <w:top w:val="single" w:sz="4" w:space="0" w:color="AAAAAA"/>
               <w:left w:val="single" w:sz="4" w:space="0" w:color="AAAAAA"/>
@@ -729,7 +855,7 @@
         </w:tc>
         <w:tc>
           <w:tcPr>
-            <w:tcW w:w="3580" w:type="dxa"/>
+            <w:tcW w:w="3000" w:type="dxa"/>
             <w:tcBorders>
               <w:top w:val="single" w:sz="4" w:space="0" w:color="AAAAAA"/>
               <w:left w:val="single" w:sz="4" w:space="0" w:color="AAAAAA"/>
@@ -756,15 +882,9 @@
         </w:tc>
       </w:tr>
       <w:tr>
-        <w:tblPrEx>
-          <w:tblCellMar>
-            <w:top w:w="0" w:type="dxa"/>
-            <w:bottom w:w="0" w:type="dxa"/>
-          </w:tblCellMar>
-        </w:tblPrEx>
         <w:tc>
           <w:tcPr>
-            <w:tcW w:w="2200" w:type="dxa"/>
+            <w:tcW w:w="1400" w:type="dxa"/>
             <w:tcBorders>
               <w:top w:val="single" w:sz="4" w:space="0" w:color="AAAAAA"/>
               <w:left w:val="single" w:sz="4" w:space="0" w:color="AAAAAA"/>
@@ -791,7 +911,34 @@
         </w:tc>
         <w:tc>
           <w:tcPr>
-            <w:tcW w:w="3580" w:type="dxa"/>
+            <w:tcW w:w="2480" w:type="dxa"/>
+            <w:tcBorders>
+              <w:top w:val="single" w:sz="4" w:space="0" w:color="AAAAAA"/>
+              <w:left w:val="single" w:sz="4" w:space="0" w:color="AAAAAA"/>
+              <w:bottom w:val="single" w:sz="4" w:space="0" w:color="AAAAAA"/>
+              <w:right w:val="single" w:sz="4" w:space="0" w:color="AAAAAA"/>
+            </w:tcBorders>
+            <w:shd w:val="clear" w:color="auto" w:fill="FFFFFF"/>
+            <w:tcMar>
+              <w:top w:w="80" w:type="dxa"/>
+              <w:left w:w="120" w:type="dxa"/>
+              <w:bottom w:w="80" w:type="dxa"/>
+              <w:right w:w="120" w:type="dxa"/>
+            </w:tcMar>
+          </w:tcPr>
+          <w:p>
+            <w:r>
+              <w:rPr>
+                <w:sz w:val="22"/>
+                <w:szCs w:val="22"/>
+              </w:rPr>
+              <w:t>Manager Agent</w:t>
+            </w:r>
+          </w:p>
+        </w:tc>
+        <w:tc>
+          <w:tcPr>
+            <w:tcW w:w="2480" w:type="dxa"/>
             <w:tcBorders>
               <w:top w:val="single" w:sz="4" w:space="0" w:color="AAAAAA"/>
               <w:left w:val="single" w:sz="4" w:space="0" w:color="AAAAAA"/>
@@ -818,7 +965,7 @@
         </w:tc>
         <w:tc>
           <w:tcPr>
-            <w:tcW w:w="3580" w:type="dxa"/>
+            <w:tcW w:w="3000" w:type="dxa"/>
             <w:tcBorders>
               <w:top w:val="single" w:sz="4" w:space="0" w:color="AAAAAA"/>
               <w:left w:val="single" w:sz="4" w:space="0" w:color="AAAAAA"/>
@@ -845,15 +992,9 @@
         </w:tc>
       </w:tr>
       <w:tr>
-        <w:tblPrEx>
-          <w:tblCellMar>
-            <w:top w:w="0" w:type="dxa"/>
-            <w:bottom w:w="0" w:type="dxa"/>
-          </w:tblCellMar>
-        </w:tblPrEx>
         <w:tc>
           <w:tcPr>
-            <w:tcW w:w="2200" w:type="dxa"/>
+            <w:tcW w:w="1400" w:type="dxa"/>
             <w:tcBorders>
               <w:top w:val="single" w:sz="4" w:space="0" w:color="AAAAAA"/>
               <w:left w:val="single" w:sz="4" w:space="0" w:color="AAAAAA"/>
@@ -874,14 +1015,40 @@
                 <w:sz w:val="22"/>
                 <w:szCs w:val="22"/>
               </w:rPr>
-              <w:lastRenderedPageBreak/>
               <w:t>#4</w:t>
             </w:r>
           </w:p>
         </w:tc>
         <w:tc>
           <w:tcPr>
-            <w:tcW w:w="3580" w:type="dxa"/>
+            <w:tcW w:w="2480" w:type="dxa"/>
+            <w:tcBorders>
+              <w:top w:val="single" w:sz="4" w:space="0" w:color="AAAAAA"/>
+              <w:left w:val="single" w:sz="4" w:space="0" w:color="AAAAAA"/>
+              <w:bottom w:val="single" w:sz="4" w:space="0" w:color="AAAAAA"/>
+              <w:right w:val="single" w:sz="4" w:space="0" w:color="AAAAAA"/>
+            </w:tcBorders>
+            <w:shd w:val="clear" w:color="auto" w:fill="FFFFFF"/>
+            <w:tcMar>
+              <w:top w:w="80" w:type="dxa"/>
+              <w:left w:w="120" w:type="dxa"/>
+              <w:bottom w:w="80" w:type="dxa"/>
+              <w:right w:w="120" w:type="dxa"/>
+            </w:tcMar>
+          </w:tcPr>
+          <w:p>
+            <w:r>
+              <w:rPr>
+                <w:sz w:val="22"/>
+                <w:szCs w:val="22"/>
+              </w:rPr>
+              <w:t>Manager Agent</w:t>
+            </w:r>
+          </w:p>
+        </w:tc>
+        <w:tc>
+          <w:tcPr>
+            <w:tcW w:w="2480" w:type="dxa"/>
             <w:tcBorders>
               <w:top w:val="single" w:sz="4" w:space="0" w:color="AAAAAA"/>
               <w:left w:val="single" w:sz="4" w:space="0" w:color="AAAAAA"/>
@@ -908,7 +1075,7 @@
         </w:tc>
         <w:tc>
           <w:tcPr>
-            <w:tcW w:w="3580" w:type="dxa"/>
+            <w:tcW w:w="3000" w:type="dxa"/>
             <w:tcBorders>
               <w:top w:val="single" w:sz="4" w:space="0" w:color="AAAAAA"/>
               <w:left w:val="single" w:sz="4" w:space="0" w:color="AAAAAA"/>
@@ -940,16 +1107,6 @@
         <w:spacing w:before="40" w:after="160"/>
         <w:jc w:val="center"/>
       </w:pPr>
-      <w:r>
-        <w:rPr>
-          <w:i/>
-          <w:iCs/>
-          <w:color w:val="555555"/>
-          <w:sz w:val="20"/>
-          <w:szCs w:val="20"/>
-        </w:rPr>
-        <w:t>Table 1. Token hierarchy for the four-agent pipeline.</w:t>
-      </w:r>
     </w:p>
     <w:p>
       <w:pPr>
@@ -965,7 +1122,15 @@
         <w:jc w:val="both"/>
       </w:pPr>
       <w:r>
-        <w:t>The pipeline implements a manager-worker pattern across four agents, each running as a separate Python process and holding a unique Ethereum private key. Communication between agents happens only through the blockchain: there are no direct API calls between agents, and no agent has access to another's private key. This architecture mirrors the isolation that Tomasev et al. argue is necessary for meaningful accountability.</w:t>
+        <w:t xml:space="preserve">The pipeline implements a manager-worker pattern across four agents, each running as a separate Python process and holding a unique Ethereum private key. Communication between agents happens only through the blockchain: there are no direct API calls between agents, and no agent has access to another's private key. This architecture mirrors the isolation that </w:t>
+      </w:r>
+      <w:proofErr w:type="spellStart"/>
+      <w:r>
+        <w:t>Tomasev</w:t>
+      </w:r>
+      <w:proofErr w:type="spellEnd"/>
+      <w:r>
+        <w:t xml:space="preserve"> et al. argue is necessary for meaningful accountability.</w:t>
       </w:r>
     </w:p>
     <w:p>
@@ -982,15 +1147,7 @@
       </w:r>
       <w:proofErr w:type="spellEnd"/>
       <w:r>
-        <w:t xml:space="preserve">, each writing a separate module and recording implementation steps </w:t>
-      </w:r>
-      <w:proofErr w:type="gramStart"/>
-      <w:r>
-        <w:t>on-chain</w:t>
-      </w:r>
-      <w:proofErr w:type="gramEnd"/>
-      <w:r>
-        <w:t>. After both complete, the Manager issues a TEST token to the Tester agent, which writes and executes an integration test suite covering both modules. The Tester marks its token complete upon finishing, followed by the Manager completing its own root token.</w:t>
+        <w:t>, each writing a separate module and recording implementation steps on-chain. After both complete, the Manager issues a TEST token to the Tester agent, which writes and executes an integration test suite covering both modules. The Tester marks its token complete upon finishing, followed by the Manager completing its own root token.</w:t>
       </w:r>
     </w:p>
     <w:p>
@@ -1145,6 +1302,7 @@
         <w:jc w:val="both"/>
       </w:pPr>
       <w:r>
+        <w:lastRenderedPageBreak/>
         <w:t xml:space="preserve">The contract is deployed on </w:t>
       </w:r>
       <w:proofErr w:type="spellStart"/>
@@ -1209,17 +1367,12 @@
         <w:t xml:space="preserve"> calls, and four complete calls. Every action is immutably associated with the token ID (and thus the agent and scope) that authorized it. The </w:t>
       </w:r>
       <w:proofErr w:type="spellStart"/>
-      <w:proofErr w:type="gramStart"/>
       <w:r>
         <w:t>getChain</w:t>
       </w:r>
       <w:proofErr w:type="spellEnd"/>
       <w:r>
-        <w:t>(</w:t>
-      </w:r>
-      <w:proofErr w:type="gramEnd"/>
-      <w:r>
-        <w:t>) view function reconstructs the full delegation ancestry of any token in O(d) time where d is the depth of the tree — typically 2–3 hops.</w:t>
+        <w:t>() view function reconstructs the full delegation ancestry of any token in O(d) time where d is the depth of the tree — typically 2–3 hops.</w:t>
       </w:r>
     </w:p>
     <w:p>
@@ -1228,7 +1381,6 @@
         <w:jc w:val="both"/>
       </w:pPr>
       <w:r>
-        <w:lastRenderedPageBreak/>
         <w:t>The parallel execution of Coder A and Coder B is visible in the action log: their STARTED_IMPLEMENTATION events are interleaved in block time, reflecting true concurrent execution. This is a meaningful demonstration of multi-party blockchain logging: two separate Ethereum accounts, controlled by separate private keys, racing to write transactions to the same contract.</w:t>
       </w:r>
     </w:p>
@@ -1257,12 +1409,10 @@
         <w:t xml:space="preserve"> in the agent layer. First, scope escalation is impossible — attempting to delegate a broader scope than your own token reverts at the EVM level. Second, only the token holder can record actions against it, enforced by checking </w:t>
       </w:r>
       <w:proofErr w:type="spellStart"/>
-      <w:proofErr w:type="gramStart"/>
       <w:r>
         <w:t>msg.sender</w:t>
       </w:r>
       <w:proofErr w:type="spellEnd"/>
-      <w:proofErr w:type="gramEnd"/>
       <w:r>
         <w:t xml:space="preserve"> against the token's </w:t>
       </w:r>
@@ -1368,19 +1518,49 @@
     </w:p>
     <w:p>
       <w:pPr>
-        <w:pStyle w:val="Heading1"/>
-      </w:pPr>
-      <w:r>
-        <w:t>6. Conclusion</w:t>
-      </w:r>
-    </w:p>
-    <w:p>
-      <w:pPr>
         <w:spacing w:after="160"/>
         <w:jc w:val="both"/>
       </w:pPr>
       <w:r>
-        <w:t>This project demonstrates that blockchain-based delegation capability tokens are a viable and practical mechanism for auditing multi-agent AI systems. The combination of smart contract enforcement, per-agent Ethereum identities, and an append-only action log produces an accountability substrate that is transparent, tamper-proof, and independently verifiable — properties unachievable with conventional logging.</w:t>
+        <w:rPr>
+          <w:noProof/>
+        </w:rPr>
+        <w:lastRenderedPageBreak/>
+        <w:drawing>
+          <wp:inline distT="0" distB="0" distL="0" distR="0" wp14:anchorId="53F3ADC1" wp14:editId="30FD3B7F">
+            <wp:extent cx="5943600" cy="2813685"/>
+            <wp:effectExtent l="0" t="0" r="0" b="5715"/>
+            <wp:docPr id="814976209" name="Picture 1"/>
+            <wp:cNvGraphicFramePr>
+              <a:graphicFrameLocks xmlns:a="http://schemas.openxmlformats.org/drawingml/2006/main" noChangeAspect="1"/>
+            </wp:cNvGraphicFramePr>
+            <a:graphic xmlns:a="http://schemas.openxmlformats.org/drawingml/2006/main">
+              <a:graphicData uri="http://schemas.openxmlformats.org/drawingml/2006/picture">
+                <pic:pic xmlns:pic="http://schemas.openxmlformats.org/drawingml/2006/picture">
+                  <pic:nvPicPr>
+                    <pic:cNvPr id="814976209" name=""/>
+                    <pic:cNvPicPr/>
+                  </pic:nvPicPr>
+                  <pic:blipFill>
+                    <a:blip r:embed="rId7"/>
+                    <a:stretch>
+                      <a:fillRect/>
+                    </a:stretch>
+                  </pic:blipFill>
+                  <pic:spPr>
+                    <a:xfrm>
+                      <a:off x="0" y="0"/>
+                      <a:ext cx="5943600" cy="2813685"/>
+                    </a:xfrm>
+                    <a:prstGeom prst="rect">
+                      <a:avLst/>
+                    </a:prstGeom>
+                  </pic:spPr>
+                </pic:pic>
+              </a:graphicData>
+            </a:graphic>
+          </wp:inline>
+        </w:drawing>
       </w:r>
     </w:p>
     <w:p>
@@ -1389,15 +1569,41 @@
         <w:jc w:val="both"/>
       </w:pPr>
       <w:r>
-        <w:t xml:space="preserve">The implementation is fully open-source and uses no paid services, making it reproducible for further research. Future work could </w:t>
-      </w:r>
-      <w:proofErr w:type="gramStart"/>
-      <w:r>
-        <w:t>explore:</w:t>
-      </w:r>
-      <w:proofErr w:type="gramEnd"/>
-      <w:r>
-        <w:t xml:space="preserve"> automatic cascading revocation of child tokens, integration with W3C Decentralized Identifiers (DIDs) for agent identity, and on-chain verification of LLM output hashes to close the loop between the agent's stated actions and its actual outputs.</w:t>
+        <w:drawing>
+          <wp:inline distT="0" distB="0" distL="0" distR="0" wp14:anchorId="300564C8" wp14:editId="68F8E159">
+            <wp:extent cx="5943600" cy="4564380"/>
+            <wp:effectExtent l="0" t="0" r="0" b="7620"/>
+            <wp:docPr id="1891807715" name="Picture 1"/>
+            <wp:cNvGraphicFramePr>
+              <a:graphicFrameLocks xmlns:a="http://schemas.openxmlformats.org/drawingml/2006/main" noChangeAspect="1"/>
+            </wp:cNvGraphicFramePr>
+            <a:graphic xmlns:a="http://schemas.openxmlformats.org/drawingml/2006/main">
+              <a:graphicData uri="http://schemas.openxmlformats.org/drawingml/2006/picture">
+                <pic:pic xmlns:pic="http://schemas.openxmlformats.org/drawingml/2006/picture">
+                  <pic:nvPicPr>
+                    <pic:cNvPr id="1891807715" name=""/>
+                    <pic:cNvPicPr/>
+                  </pic:nvPicPr>
+                  <pic:blipFill>
+                    <a:blip r:embed="rId8"/>
+                    <a:stretch>
+                      <a:fillRect/>
+                    </a:stretch>
+                  </pic:blipFill>
+                  <pic:spPr>
+                    <a:xfrm>
+                      <a:off x="0" y="0"/>
+                      <a:ext cx="5943600" cy="4564380"/>
+                    </a:xfrm>
+                    <a:prstGeom prst="rect">
+                      <a:avLst/>
+                    </a:prstGeom>
+                  </pic:spPr>
+                </pic:pic>
+              </a:graphicData>
+            </a:graphic>
+          </wp:inline>
+        </w:drawing>
       </w:r>
     </w:p>
     <w:p>
@@ -1405,8 +1611,54 @@
         <w:spacing w:after="160"/>
         <w:jc w:val="both"/>
       </w:pPr>
+      <w:hyperlink r:id="rId9" w:history="1">
+        <w:r>
+          <w:rPr>
+            <w:rStyle w:val="Hyperlink"/>
+          </w:rPr>
+          <w:t>https://sepolia.etherscan.io/address/0xf2b6428C961aDc4bAdBDA42d864B1147491d48bc</w:t>
+        </w:r>
+      </w:hyperlink>
+    </w:p>
+    <w:p>
+      <w:pPr>
+        <w:spacing w:after="160"/>
+        <w:jc w:val="both"/>
+      </w:pPr>
+    </w:p>
+    <w:p>
+      <w:pPr>
+        <w:pStyle w:val="Heading1"/>
+      </w:pPr>
       <w:r>
         <w:lastRenderedPageBreak/>
+        <w:t>6. Conclusion</w:t>
+      </w:r>
+    </w:p>
+    <w:p>
+      <w:pPr>
+        <w:spacing w:after="160"/>
+        <w:jc w:val="both"/>
+      </w:pPr>
+      <w:r>
+        <w:t>This project demonstrates that blockchain-based delegation capability tokens are a viable and practical mechanism for auditing multi-agent AI systems. The combination of smart contract enforcement, per-agent Ethereum identities, and an append-only action log produces an accountability substrate that is transparent, tamper-proof, and independently verifiable — properties unachievable with conventional logging.</w:t>
+      </w:r>
+    </w:p>
+    <w:p>
+      <w:pPr>
+        <w:spacing w:after="160"/>
+        <w:jc w:val="both"/>
+      </w:pPr>
+      <w:r>
+        <w:t>The implementation is fully open-source and uses no paid services, making it reproducible for further research. Future work could explore: automatic cascading revocation of child tokens, integration with W3C Decentralized Identifiers (DIDs) for agent identity, and on-chain verification of LLM output hashes to close the loop between the agent's stated actions and its actual outputs.</w:t>
+      </w:r>
+    </w:p>
+    <w:p>
+      <w:pPr>
+        <w:spacing w:after="160"/>
+        <w:jc w:val="both"/>
+      </w:pPr>
+      <w:r>
         <w:t>As AI systems take on more consequential tasks, the infrastructure for holding them accountable must keep pace. On-chain delegation trails are one concrete step toward AI deployments where trust is not assumed but verifiable.</w:t>
       </w:r>
     </w:p>
@@ -1439,7 +1691,15 @@
         <w:t xml:space="preserve">[1] </w:t>
       </w:r>
       <w:r>
-        <w:t xml:space="preserve">N. Tomasev et al., "Intelligent AI Delegation," </w:t>
+        <w:t xml:space="preserve">N. </w:t>
+      </w:r>
+      <w:proofErr w:type="spellStart"/>
+      <w:r>
+        <w:t>Tomasev</w:t>
+      </w:r>
+      <w:proofErr w:type="spellEnd"/>
+      <w:r>
+        <w:t xml:space="preserve"> et al., "Intelligent AI Delegation," </w:t>
       </w:r>
       <w:proofErr w:type="spellStart"/>
       <w:r>
@@ -1574,8 +1834,8 @@
       </w:r>
     </w:p>
     <w:sectPr>
-      <w:headerReference w:type="default" r:id="rId7"/>
-      <w:footerReference w:type="default" r:id="rId8"/>
+      <w:headerReference w:type="default" r:id="rId10"/>
+      <w:footerReference w:type="default" r:id="rId11"/>
       <w:pgSz w:w="12240" w:h="15840"/>
       <w:pgMar w:top="1440" w:right="1440" w:bottom="1440" w:left="1440" w:header="708" w:footer="708" w:gutter="0"/>
       <w:cols w:space="720"/>
@@ -2575,6 +2835,18 @@
     <w:uiPriority w:val="99"/>
     <w:rsid w:val="000C78FB"/>
   </w:style>
+  <w:style w:type="character" w:styleId="UnresolvedMention">
+    <w:name w:val="Unresolved Mention"/>
+    <w:basedOn w:val="DefaultParagraphFont"/>
+    <w:uiPriority w:val="99"/>
+    <w:semiHidden/>
+    <w:unhideWhenUsed/>
+    <w:rsid w:val="00042173"/>
+    <w:rPr>
+      <w:color w:val="605E5C"/>
+      <w:shd w:val="clear" w:color="auto" w:fill="E1DFDD"/>
+    </w:rPr>
+  </w:style>
 </w:styles>
 </file>
 
